--- a/public/resume/nadav-galili-resume.docx
+++ b/public/resume/nadav-galili-resume.docx
@@ -25,9 +25,6 @@
             <w:pPr>
               <w:pStyle w:val="Heading1"/>
             </w:pPr>
-            <w:r>
-              <w:t>Contact</w:t>
-            </w:r>
           </w:p>
         </w:tc>
         <w:tc>
@@ -169,19 +166,7 @@
                 <w:rPr>
                   <w:rStyle w:val="Hyperlink"/>
                 </w:rPr>
-                <w:t>nadav-gal</w:t>
-              </w:r>
-              <w:r>
-                <w:rPr>
-                  <w:rStyle w:val="Hyperlink"/>
-                </w:rPr>
-                <w:t>i</w:t>
-              </w:r>
-              <w:r>
-                <w:rPr>
-                  <w:rStyle w:val="Hyperlink"/>
-                </w:rPr>
-                <w:t>li.site</w:t>
+                <w:t>nadav-galili.site</w:t>
               </w:r>
             </w:hyperlink>
           </w:p>
@@ -412,7 +397,23 @@
                 <w:sz w:val="18"/>
                 <w:szCs w:val="18"/>
               </w:rPr>
-              <w:t>Full Stack Developer with 5 years of experience building mobile and web applications. Specialized in React Native and Expo for cross-platform mobile development, with strong backend expertise in Node.js and multiple database technologies. Passionate about creating user-focused products—from affiliate apps to indie projects shipped to the App Store and Google Play. Experienced in AI-assisted development workflows using Claude Code and Cursor IDE.</w:t>
+              <w:t>Full Stack Developer with 5 years of experience building mobile and web applications. Specializ</w:t>
+            </w:r>
+            <w:r>
+              <w:rPr>
+                <w:rFonts w:ascii="Arial" w:eastAsia="Arial" w:hAnsi="Arial" w:cs="Arial"/>
+                <w:sz w:val="18"/>
+                <w:szCs w:val="18"/>
+              </w:rPr>
+              <w:t>ing</w:t>
+            </w:r>
+            <w:r>
+              <w:rPr>
+                <w:rFonts w:ascii="Arial" w:eastAsia="Arial" w:hAnsi="Arial" w:cs="Arial"/>
+                <w:sz w:val="18"/>
+                <w:szCs w:val="18"/>
+              </w:rPr>
+              <w:t xml:space="preserve"> in React Native and Expo for cross-platform mobile development, with strong backend expertise in Node.js and multiple database technologies. Passionate about creating user-focused products—from affiliate apps to indie projects shipped to the App Store and Google Play. Experienced in AI-assisted development workflows using Claude Code and Cursor IDE.</w:t>
             </w:r>
           </w:p>
           <w:p>
@@ -674,20 +675,36 @@
                 <w:rFonts w:ascii="Arial" w:eastAsia="Arial" w:hAnsi="Arial" w:cs="Arial"/>
                 <w:szCs w:val="20"/>
               </w:rPr>
-              <w:t xml:space="preserve">Develop and maintain cross-platform mobile applications using React Native and Expo for affiliate </w:t>
-            </w:r>
-            <w:r>
-              <w:rPr>
-                <w:szCs w:val="20"/>
-              </w:rPr>
-              <w:t xml:space="preserve">  </w:t>
-            </w:r>
-            <w:r>
-              <w:rPr>
-                <w:rFonts w:ascii="Arial" w:eastAsia="Arial" w:hAnsi="Arial" w:cs="Arial"/>
-                <w:szCs w:val="20"/>
-              </w:rPr>
-              <w:t>marketing products, and Backend servers for apps with Node JS &amp; Express.</w:t>
+              <w:t xml:space="preserve">Develop and maintain cross-platform mobile applications using React Native and Expo for </w:t>
+            </w:r>
+            <w:proofErr w:type="gramStart"/>
+            <w:r>
+              <w:rPr>
+                <w:rFonts w:ascii="Arial" w:eastAsia="Arial" w:hAnsi="Arial" w:cs="Arial"/>
+                <w:szCs w:val="20"/>
+              </w:rPr>
+              <w:t xml:space="preserve">affiliate </w:t>
+            </w:r>
+            <w:r>
+              <w:rPr>
+                <w:szCs w:val="20"/>
+              </w:rPr>
+              <w:t xml:space="preserve"> </w:t>
+            </w:r>
+            <w:r>
+              <w:rPr>
+                <w:rFonts w:ascii="Arial" w:eastAsia="Arial" w:hAnsi="Arial" w:cs="Arial"/>
+                <w:szCs w:val="20"/>
+              </w:rPr>
+              <w:t>marketing</w:t>
+            </w:r>
+            <w:proofErr w:type="gramEnd"/>
+            <w:r>
+              <w:rPr>
+                <w:rFonts w:ascii="Arial" w:eastAsia="Arial" w:hAnsi="Arial" w:cs="Arial"/>
+                <w:szCs w:val="20"/>
+              </w:rPr>
+              <w:t xml:space="preserve"> products, and Backend servers for apps with Node JS &amp; Express.</w:t>
             </w:r>
           </w:p>
           <w:p>
@@ -1125,7 +1142,10 @@
               <w:pStyle w:val="Heading3"/>
             </w:pPr>
             <w:r>
-              <w:t>Lecturer</w:t>
+              <w:rPr>
+                <w:rFonts w:ascii="Arial" w:eastAsia="Arial" w:hAnsi="Arial" w:cs="Arial"/>
+              </w:rPr>
+              <w:t>Teacher</w:t>
             </w:r>
             <w:r>
               <w:rPr>
@@ -1844,44 +1864,6 @@
                 <w:i/>
                 <w:iCs/>
                 <w:szCs w:val="24"/>
-              </w:rPr>
-            </w:pPr>
-          </w:p>
-        </w:tc>
-      </w:tr>
-      <w:tr>
-        <w:trPr>
-          <w:gridAfter w:val="2"/>
-          <w:wAfter w:w="6120" w:type="dxa"/>
-          <w:trHeight w:val="288"/>
-        </w:trPr>
-        <w:tc>
-          <w:tcPr>
-            <w:tcW w:w="4140" w:type="dxa"/>
-            <w:vMerge/>
-          </w:tcPr>
-          <w:p>
-            <w:pPr>
-              <w:rPr>
-                <w:rFonts w:ascii="Franklin Gothic Book" w:hAnsi="Franklin Gothic Book"/>
-                <w:bCs/>
-                <w:szCs w:val="20"/>
-              </w:rPr>
-            </w:pPr>
-          </w:p>
-        </w:tc>
-        <w:tc>
-          <w:tcPr>
-            <w:tcW w:w="535" w:type="dxa"/>
-            <w:vMerge/>
-          </w:tcPr>
-          <w:p>
-            <w:pPr>
-              <w:rPr>
-                <w:rFonts w:ascii="Franklin Gothic Book" w:hAnsi="Franklin Gothic Book"/>
-                <w:b/>
-                <w:caps/>
-                <w:szCs w:val="20"/>
               </w:rPr>
             </w:pPr>
           </w:p>
@@ -3220,6 +3202,35 @@
 </file>
 
 <file path=customXml/item1.xml><?xml version="1.0" encoding="utf-8"?>
+<?mso-contentType ?>
+<FormTemplates xmlns="http://schemas.microsoft.com/sharepoint/v3/contenttype/forms">
+  <Display>DocumentLibraryForm</Display>
+  <Edit>DocumentLibraryForm</Edit>
+  <New>DocumentLibraryForm</New>
+</FormTemplates>
+</file>
+
+<file path=customXml/item2.xml><?xml version="1.0" encoding="utf-8"?>
+<p:properties xmlns:p="http://schemas.microsoft.com/office/2006/metadata/properties" xmlns:xsi="http://www.w3.org/2001/XMLSchema-instance" xmlns:pc="http://schemas.microsoft.com/office/infopath/2007/PartnerControls">
+  <documentManagement>
+    <_ip_UnifiedCompliancePolicyUIAction xmlns="http://schemas.microsoft.com/sharepoint/v3" xsi:nil="true"/>
+    <Image xmlns="71af3243-3dd4-4a8d-8c0d-dd76da1f02a5">
+      <Url xsi:nil="true"/>
+      <Description xsi:nil="true"/>
+    </Image>
+    <Status xmlns="71af3243-3dd4-4a8d-8c0d-dd76da1f02a5">Not started</Status>
+    <Background xmlns="71af3243-3dd4-4a8d-8c0d-dd76da1f02a5">false</Background>
+    <_ip_UnifiedCompliancePolicyProperties xmlns="http://schemas.microsoft.com/sharepoint/v3" xsi:nil="true"/>
+    <ImageTagsTaxHTField xmlns="71af3243-3dd4-4a8d-8c0d-dd76da1f02a5">
+      <Terms xmlns="http://schemas.microsoft.com/office/infopath/2007/PartnerControls"/>
+    </ImageTagsTaxHTField>
+    <TaxCatchAll xmlns="230e9df3-be65-4c73-a93b-d1236ebd677e" xsi:nil="true"/>
+    <MediaServiceKeyPoints xmlns="71af3243-3dd4-4a8d-8c0d-dd76da1f02a5" xsi:nil="true"/>
+  </documentManagement>
+</p:properties>
+</file>
+
+<file path=customXml/item3.xml><?xml version="1.0" encoding="utf-8"?>
 <ct:contentTypeSchema xmlns:ct="http://schemas.microsoft.com/office/2006/metadata/contentType" xmlns:ma="http://schemas.microsoft.com/office/2006/metadata/properties/metaAttributes" ct:_="" ma:_="" ma:contentTypeName="Document" ma:contentTypeID="0x01010079F111ED35F8CC479449609E8A0923A6" ma:contentTypeVersion="30" ma:contentTypeDescription="Create a new document." ma:contentTypeScope="" ma:versionID="cec0622158e8f13124e9e8fd4de31bd1">
   <xsd:schema xmlns:xsd="http://www.w3.org/2001/XMLSchema" xmlns:xs="http://www.w3.org/2001/XMLSchema" xmlns:p="http://schemas.microsoft.com/office/2006/metadata/properties" xmlns:ns1="http://schemas.microsoft.com/sharepoint/v3" xmlns:ns2="71af3243-3dd4-4a8d-8c0d-dd76da1f02a5" xmlns:ns3="16c05727-aa75-4e4a-9b5f-8a80a1165891" xmlns:ns4="230e9df3-be65-4c73-a93b-d1236ebd677e" targetNamespace="http://schemas.microsoft.com/office/2006/metadata/properties" ma:root="true" ma:fieldsID="3b52f30ab005d15df08657af532e6e38" ns1:_="" ns2:_="" ns3:_="" ns4:_="">
     <xsd:import namespace="http://schemas.microsoft.com/sharepoint/v3"/>
@@ -3537,36 +3548,27 @@
 </ct:contentTypeSchema>
 </file>
 
-<file path=customXml/item2.xml><?xml version="1.0" encoding="utf-8"?>
-<?mso-contentType ?>
-<FormTemplates xmlns="http://schemas.microsoft.com/sharepoint/v3/contenttype/forms">
-  <Display>DocumentLibraryForm</Display>
-  <Edit>DocumentLibraryForm</Edit>
-  <New>DocumentLibraryForm</New>
-</FormTemplates>
+<file path=customXml/itemProps1.xml><?xml version="1.0" encoding="utf-8"?>
+<ds:datastoreItem xmlns:ds="http://schemas.openxmlformats.org/officeDocument/2006/customXml" ds:itemID="{FF6D936A-C199-47FC-BC17-8CD8E3720D29}">
+  <ds:schemaRefs>
+    <ds:schemaRef ds:uri="http://schemas.microsoft.com/sharepoint/v3/contenttype/forms"/>
+  </ds:schemaRefs>
+</ds:datastoreItem>
 </file>
 
-<file path=customXml/item3.xml><?xml version="1.0" encoding="utf-8"?>
-<p:properties xmlns:p="http://schemas.microsoft.com/office/2006/metadata/properties" xmlns:xsi="http://www.w3.org/2001/XMLSchema-instance" xmlns:pc="http://schemas.microsoft.com/office/infopath/2007/PartnerControls">
-  <documentManagement>
-    <_ip_UnifiedCompliancePolicyUIAction xmlns="http://schemas.microsoft.com/sharepoint/v3" xsi:nil="true"/>
-    <Image xmlns="71af3243-3dd4-4a8d-8c0d-dd76da1f02a5">
-      <Url xsi:nil="true"/>
-      <Description xsi:nil="true"/>
-    </Image>
-    <Status xmlns="71af3243-3dd4-4a8d-8c0d-dd76da1f02a5">Not started</Status>
-    <Background xmlns="71af3243-3dd4-4a8d-8c0d-dd76da1f02a5">false</Background>
-    <_ip_UnifiedCompliancePolicyProperties xmlns="http://schemas.microsoft.com/sharepoint/v3" xsi:nil="true"/>
-    <ImageTagsTaxHTField xmlns="71af3243-3dd4-4a8d-8c0d-dd76da1f02a5">
-      <Terms xmlns="http://schemas.microsoft.com/office/infopath/2007/PartnerControls"/>
-    </ImageTagsTaxHTField>
-    <TaxCatchAll xmlns="230e9df3-be65-4c73-a93b-d1236ebd677e" xsi:nil="true"/>
-    <MediaServiceKeyPoints xmlns="71af3243-3dd4-4a8d-8c0d-dd76da1f02a5" xsi:nil="true"/>
-  </documentManagement>
-</p:properties>
+<file path=customXml/itemProps2.xml><?xml version="1.0" encoding="utf-8"?>
+<ds:datastoreItem xmlns:ds="http://schemas.openxmlformats.org/officeDocument/2006/customXml" ds:itemID="{28C64B2F-FC6C-4E0B-B4BD-09D1941DCF5A}">
+  <ds:schemaRefs>
+    <ds:schemaRef ds:uri="http://schemas.microsoft.com/office/2006/metadata/properties"/>
+    <ds:schemaRef ds:uri="http://schemas.microsoft.com/office/infopath/2007/PartnerControls"/>
+    <ds:schemaRef ds:uri="http://schemas.microsoft.com/sharepoint/v3"/>
+    <ds:schemaRef ds:uri="71af3243-3dd4-4a8d-8c0d-dd76da1f02a5"/>
+    <ds:schemaRef ds:uri="230e9df3-be65-4c73-a93b-d1236ebd677e"/>
+  </ds:schemaRefs>
+</ds:datastoreItem>
 </file>
 
-<file path=customXml/itemProps1.xml><?xml version="1.0" encoding="utf-8"?>
+<file path=customXml/itemProps3.xml><?xml version="1.0" encoding="utf-8"?>
 <ds:datastoreItem xmlns:ds="http://schemas.openxmlformats.org/officeDocument/2006/customXml" ds:itemID="{683D0CE0-1E3C-4EF6-A43F-67FA02E19787}">
   <ds:schemaRefs>
     <ds:schemaRef ds:uri="http://schemas.microsoft.com/office/2006/metadata/contentType"/>
@@ -3587,26 +3589,6 @@
 </ds:datastoreItem>
 </file>
 
-<file path=customXml/itemProps2.xml><?xml version="1.0" encoding="utf-8"?>
-<ds:datastoreItem xmlns:ds="http://schemas.openxmlformats.org/officeDocument/2006/customXml" ds:itemID="{FF6D936A-C199-47FC-BC17-8CD8E3720D29}">
-  <ds:schemaRefs>
-    <ds:schemaRef ds:uri="http://schemas.microsoft.com/sharepoint/v3/contenttype/forms"/>
-  </ds:schemaRefs>
-</ds:datastoreItem>
-</file>
-
-<file path=customXml/itemProps3.xml><?xml version="1.0" encoding="utf-8"?>
-<ds:datastoreItem xmlns:ds="http://schemas.openxmlformats.org/officeDocument/2006/customXml" ds:itemID="{28C64B2F-FC6C-4E0B-B4BD-09D1941DCF5A}">
-  <ds:schemaRefs>
-    <ds:schemaRef ds:uri="http://schemas.microsoft.com/office/2006/metadata/properties"/>
-    <ds:schemaRef ds:uri="http://schemas.microsoft.com/office/infopath/2007/PartnerControls"/>
-    <ds:schemaRef ds:uri="http://schemas.microsoft.com/sharepoint/v3"/>
-    <ds:schemaRef ds:uri="71af3243-3dd4-4a8d-8c0d-dd76da1f02a5"/>
-    <ds:schemaRef ds:uri="230e9df3-be65-4c73-a93b-d1236ebd677e"/>
-  </ds:schemaRefs>
-</ds:datastoreItem>
-</file>
-
 <file path=docMetadata/LabelInfo.xml><?xml version="1.0" encoding="utf-8"?>
 <clbl:labelList xmlns:clbl="http://schemas.microsoft.com/office/2020/mipLabelMetadata"/>
 </file>